--- a/Courses completed.docx
+++ b/Courses completed.docx
@@ -89,6 +89,9 @@
     </w:p>
     <w:p>
       <w:r>
+        <w:rPr>
+          <w:noProof/>
+        </w:rPr>
         <w:drawing>
           <wp:inline distT="0" distB="0" distL="0" distR="0" wp14:anchorId="081E8076" wp14:editId="21BE2651">
             <wp:extent cx="5731510" cy="1990090"/>
@@ -126,13 +129,65 @@
         </w:drawing>
       </w:r>
     </w:p>
+    <w:p/>
     <w:p>
+      <w:hyperlink r:id="rId8" w:history="1">
+        <w:r>
+          <w:rPr>
+            <w:rStyle w:val="Hyperlink"/>
+          </w:rPr>
+          <w:t>https://learn.outsystems.com/training/journeys/consuming-rest-api-207/quiz/odc/2971</w:t>
+        </w:r>
+      </w:hyperlink>
+      <w:r>
+        <w:t xml:space="preserve"> </w:t>
+      </w:r>
+    </w:p>
+    <w:p>
+      <w:r>
+        <w:lastRenderedPageBreak/>
+        <w:drawing>
+          <wp:inline distT="0" distB="0" distL="0" distR="0" wp14:anchorId="06E783F3" wp14:editId="415DCBD2">
+            <wp:extent cx="5731510" cy="2632075"/>
+            <wp:effectExtent l="0" t="0" r="2540" b="0"/>
+            <wp:docPr id="2009465212" name="Picture 1"/>
+            <wp:cNvGraphicFramePr>
+              <a:graphicFrameLocks xmlns:a="http://schemas.openxmlformats.org/drawingml/2006/main" noChangeAspect="1"/>
+            </wp:cNvGraphicFramePr>
+            <a:graphic xmlns:a="http://schemas.openxmlformats.org/drawingml/2006/main">
+              <a:graphicData uri="http://schemas.openxmlformats.org/drawingml/2006/picture">
+                <pic:pic xmlns:pic="http://schemas.openxmlformats.org/drawingml/2006/picture">
+                  <pic:nvPicPr>
+                    <pic:cNvPr id="2009465212" name=""/>
+                    <pic:cNvPicPr/>
+                  </pic:nvPicPr>
+                  <pic:blipFill>
+                    <a:blip r:embed="rId9"/>
+                    <a:stretch>
+                      <a:fillRect/>
+                    </a:stretch>
+                  </pic:blipFill>
+                  <pic:spPr>
+                    <a:xfrm>
+                      <a:off x="0" y="0"/>
+                      <a:ext cx="5731510" cy="2632075"/>
+                    </a:xfrm>
+                    <a:prstGeom prst="rect">
+                      <a:avLst/>
+                    </a:prstGeom>
+                  </pic:spPr>
+                </pic:pic>
+              </a:graphicData>
+            </a:graphic>
+          </wp:inline>
+        </w:drawing>
+      </w:r>
       <w:r>
         <w:br w:type="page"/>
       </w:r>
     </w:p>
     <w:p>
-      <w:hyperlink r:id="rId8" w:history="1">
+      <w:hyperlink r:id="rId10" w:history="1">
         <w:r>
           <w:rPr>
             <w:rStyle w:val="Hyperlink"/>
@@ -165,7 +220,7 @@
                     <pic:cNvPicPr/>
                   </pic:nvPicPr>
                   <pic:blipFill>
-                    <a:blip r:embed="rId9"/>
+                    <a:blip r:embed="rId11"/>
                     <a:stretch>
                       <a:fillRect/>
                     </a:stretch>
@@ -188,7 +243,7 @@
     </w:p>
     <w:p/>
     <w:p>
-      <w:hyperlink r:id="rId10" w:history="1">
+      <w:hyperlink r:id="rId12" w:history="1">
         <w:r>
           <w:rPr>
             <w:rStyle w:val="Hyperlink"/>
@@ -221,7 +276,7 @@
                     <pic:cNvPicPr/>
                   </pic:nvPicPr>
                   <pic:blipFill>
-                    <a:blip r:embed="rId11"/>
+                    <a:blip r:embed="rId13"/>
                     <a:stretch>
                       <a:fillRect/>
                     </a:stretch>
@@ -248,7 +303,7 @@
       </w:r>
     </w:p>
     <w:p>
-      <w:hyperlink r:id="rId12" w:history="1">
+      <w:hyperlink r:id="rId14" w:history="1">
         <w:r>
           <w:rPr>
             <w:rStyle w:val="Hyperlink"/>
@@ -281,7 +336,7 @@
                     <pic:cNvPicPr/>
                   </pic:nvPicPr>
                   <pic:blipFill>
-                    <a:blip r:embed="rId13"/>
+                    <a:blip r:embed="rId15"/>
                     <a:stretch>
                       <a:fillRect/>
                     </a:stretch>
@@ -306,7 +361,7 @@
     <w:p/>
     <w:p/>
     <w:p>
-      <w:hyperlink r:id="rId14" w:history="1">
+      <w:hyperlink r:id="rId16" w:history="1">
         <w:r>
           <w:rPr>
             <w:rStyle w:val="Hyperlink"/>
@@ -339,7 +394,7 @@
                     <pic:cNvPicPr/>
                   </pic:nvPicPr>
                   <pic:blipFill>
-                    <a:blip r:embed="rId15"/>
+                    <a:blip r:embed="rId17"/>
                     <a:stretch>
                       <a:fillRect/>
                     </a:stretch>
